--- a/txt/MNIST_digital_손글씨_숫자_분류_포트폴리오.docx
+++ b/txt/MNIST_digital_손글씨_숫자_분류_포트폴리오.docx
@@ -1,30 +1,5 @@
 
-<file path=docProps\app.xml><?xml version="1.0" encoding="utf-8"?>
-<Properties xmlns="http://schemas.openxmlformats.org/officeDocument/2006/extended-properties" xmlns:vt="http://schemas.openxmlformats.org/officeDocument/2006/docPropsVTypes">
-  <Template>Normal.dotm</Template>
-  <Application>Word</Application>
-  <SharedDoc>false</SharedDoc>
-  <HyperlinksChanged>false</HyperlinksChanged>
-  <AppVersion>12.0000</AppVersion>
-</Properties>
-</file>
-
-<file path=docProps\core.xml><?xml version="1.0" encoding="utf-8"?>
-<cp:coreProperties xmlns:cp="http://schemas.openxmlformats.org/package/2006/metadata/core-properties" xmlns:dc="http://purl.org/dc/elements/1.1/" xmlns:dcterms="http://purl.org/dc/terms/" xmlns:dcmitype="http://purl.org/dc/dcmitype/" xmlns:xsi="http://www.w3.org/2001/XMLSchema-instance">
-  <dc:title/>
-  <dc:subject/>
-  <dc:creator>python-docx</dc:creator>
-  <cp:keywords/>
-  <dc:description>generated by python-docx</dc:description>
-  <cp:lastModifiedBy>HwangJY</cp:lastModifiedBy>
-  <cp:revision>1</cp:revision>
-  <dcterms:created xsi:type="dcterms:W3CDTF">2013-12-23T23:15:00Z</dcterms:created>
-  <dcterms:modified xsi:type="dcterms:W3CDTF">2026-06-27T09:50:35Z</dcterms:modified>
-  <cp:version>1300.0100.01</cp:version>
-</cp:coreProperties>
-</file>
-
-<file path=word\document.xml><?xml version="1.0" encoding="utf-8"?>
+<file path=word/document.xml><?xml version="1.0" encoding="utf-8"?>
 <w:document xmlns:wpc="http://schemas.microsoft.com/office/word/2010/wordprocessingCanvas" xmlns:mc="http://schemas.openxmlformats.org/markup-compatibility/2006" xmlns:o="urn:schemas-microsoft-com:office:office" xmlns:r="http://schemas.openxmlformats.org/officeDocument/2006/relationships" xmlns:m="http://schemas.openxmlformats.org/officeDocument/2006/math" xmlns:v="urn:schemas-microsoft-com:vml" xmlns:wp14="http://schemas.microsoft.com/office/word/2010/wordprocessingDrawing" xmlns:wp="http://schemas.openxmlformats.org/drawingml/2006/wordprocessingDrawing" xmlns:w10="urn:schemas-microsoft-com:office:word" xmlns:w="http://schemas.openxmlformats.org/wordprocessingml/2006/main" xmlns:w14="http://schemas.microsoft.com/office/word/2010/wordml" xmlns:w15="http://schemas.microsoft.com/office/word/2012/wordml" xmlns:wpg="http://schemas.microsoft.com/office/word/2010/wordprocessingGroup" xmlns:wpi="http://schemas.microsoft.com/office/word/2010/wordprocessingInk" xmlns:wne="http://schemas.microsoft.com/office/word/2006/wordml" xmlns:wps="http://schemas.microsoft.com/office/word/2010/wordprocessingShape">
   <w:body>
     <w:p>
@@ -203,8 +178,7 @@
         </w:tc>
       </w:tr>
     </w:tbl>
-    <w:p>
-    </w:p>
+    <w:p/>
     <w:tbl>
       <w:tblPr>
         <w:tblW w:w="0" w:type="auto"/>
@@ -366,6 +340,47 @@
           <w:p>
             <w:pPr>
               <w:spacing w:after="120" w:line="276" w:lineRule="auto"/>
+              <w:rPr>
+                <w:lang w:eastAsia="ko-KR"/>
+                <w:rFonts w:ascii="Noto Sans CJK KR" w:eastAsia="Noto Sans CJK KR" w:hAnsi="Noto Sans CJK KR" w:hint="eastAsia"/>
+                <w:b w:val="0"/>
+                <w:sz w:val="20"/>
+                <w:rtl w:val="off"/>
+              </w:rPr>
+            </w:pPr>
+          </w:p>
+          <w:p>
+            <w:pPr>
+              <w:spacing w:after="120" w:line="276" w:lineRule="auto"/>
+              <w:rPr>
+                <w:lang w:eastAsia="ko-KR"/>
+                <w:rFonts w:ascii="Noto Sans CJK KR" w:eastAsia="Noto Sans CJK KR" w:hAnsi="Noto Sans CJK KR" w:hint="eastAsia"/>
+                <w:b w:val="0"/>
+                <w:sz w:val="20"/>
+                <w:rtl w:val="off"/>
+              </w:rPr>
+            </w:pPr>
+            <w:r>
+              <w:rPr>
+                <w:lang w:eastAsia="ko-KR"/>
+                <w:rFonts w:ascii="Noto Sans CJK KR" w:eastAsia="Noto Sans CJK KR" w:hAnsi="Noto Sans CJK KR"/>
+                <w:b w:val="0"/>
+                <w:sz w:val="20"/>
+                <w:rtl w:val="off"/>
+              </w:rPr>
+              <w:t>개발내용</w:t>
+            </w:r>
+          </w:p>
+          <w:p>
+            <w:pPr>
+              <w:spacing w:after="120" w:line="276" w:lineRule="auto"/>
+              <w:rPr>
+                <w:lang w:eastAsia="ko-KR"/>
+                <w:rFonts w:ascii="Noto Sans CJK KR" w:eastAsia="Noto Sans CJK KR" w:hAnsi="Noto Sans CJK KR" w:hint="eastAsia"/>
+                <w:b w:val="0"/>
+                <w:sz w:val="20"/>
+                <w:rtl w:val="off"/>
+              </w:rPr>
             </w:pPr>
             <w:r>
               <w:rPr>
@@ -373,7 +388,200 @@
                 <w:b w:val="0"/>
                 <w:sz w:val="20"/>
               </w:rPr>
-              <w:t>1. ex_07.ipynb의 MNIST 손글씨 숫자 분류 코드를 기반으로 project_02.ipynb를 작성한다. 2. TensorFlow와 Keras를 이용하여 MNIST 손글씨 숫자 데이터셋을 불러온다. 3. 28x28 크기의 이미지 데이터를 784개의 입력값으로 변환한다. 4. 픽셀값을 0부터 1 사이의 값으로 정규화하여 모델 학습에 적합한 형태로 전처리한다. 5. Keras Sequential 모델을 이용하여 완전연결 신경망 구조를 만든다. 6. 기존 digit.png 대신 digital.png 파일을 OpenCV로 불러와 동일한 조건으로 전처리한다. 7. 전처리한 digital.png 이미지를 모델에 입력하여 손글씨 숫자 예측을 수행한다. 개발언어 및 기술: Python, TensorFlow, Keras, NumPy, OpenCV, Matplotlib, MLP, Jupyter Notebook</w:t>
+              <w:t xml:space="preserve">1. ex_07.ipynb의 MNIST 손글씨 숫자 분류 코드를 기반으로 project_02.ipynb를 작성한다. </w:t>
+            </w:r>
+          </w:p>
+          <w:p>
+            <w:pPr>
+              <w:spacing w:after="120" w:line="276" w:lineRule="auto"/>
+              <w:rPr>
+                <w:lang w:eastAsia="ko-KR"/>
+                <w:rFonts w:ascii="Noto Sans CJK KR" w:eastAsia="Noto Sans CJK KR" w:hAnsi="Noto Sans CJK KR" w:hint="eastAsia"/>
+                <w:b w:val="0"/>
+                <w:sz w:val="20"/>
+                <w:rtl w:val="off"/>
+              </w:rPr>
+            </w:pPr>
+            <w:r>
+              <w:rPr>
+                <w:rFonts w:ascii="Noto Sans CJK KR" w:eastAsia="Noto Sans CJK KR" w:hAnsi="Noto Sans CJK KR"/>
+                <w:b w:val="0"/>
+                <w:sz w:val="20"/>
+              </w:rPr>
+              <w:t xml:space="preserve">2. TensorFlow와 Keras를 이용하여 MNIST 손글씨 숫자 데이터셋을 불러온다. </w:t>
+            </w:r>
+          </w:p>
+          <w:p>
+            <w:pPr>
+              <w:spacing w:after="120" w:line="276" w:lineRule="auto"/>
+              <w:rPr>
+                <w:lang w:eastAsia="ko-KR"/>
+                <w:rFonts w:ascii="Noto Sans CJK KR" w:eastAsia="Noto Sans CJK KR" w:hAnsi="Noto Sans CJK KR" w:hint="eastAsia"/>
+                <w:b w:val="0"/>
+                <w:sz w:val="20"/>
+                <w:rtl w:val="off"/>
+              </w:rPr>
+            </w:pPr>
+            <w:r>
+              <w:rPr>
+                <w:rFonts w:ascii="Noto Sans CJK KR" w:eastAsia="Noto Sans CJK KR" w:hAnsi="Noto Sans CJK KR"/>
+                <w:b w:val="0"/>
+                <w:sz w:val="20"/>
+              </w:rPr>
+              <w:t xml:space="preserve">3. 28x28 크기의 이미지 데이터를 784개의 입력값으로 변환한다. </w:t>
+            </w:r>
+          </w:p>
+          <w:p>
+            <w:pPr>
+              <w:spacing w:after="120" w:line="276" w:lineRule="auto"/>
+              <w:rPr>
+                <w:lang w:eastAsia="ko-KR"/>
+                <w:rFonts w:ascii="Noto Sans CJK KR" w:eastAsia="Noto Sans CJK KR" w:hAnsi="Noto Sans CJK KR" w:hint="eastAsia"/>
+                <w:b w:val="0"/>
+                <w:sz w:val="20"/>
+                <w:rtl w:val="off"/>
+              </w:rPr>
+            </w:pPr>
+            <w:r>
+              <w:rPr>
+                <w:rFonts w:ascii="Noto Sans CJK KR" w:eastAsia="Noto Sans CJK KR" w:hAnsi="Noto Sans CJK KR"/>
+                <w:b w:val="0"/>
+                <w:sz w:val="20"/>
+              </w:rPr>
+              <w:t xml:space="preserve">4. 픽셀값을 0부터 1 사이의 값으로 정규화하여 모델 학습에 적합한 형태로 전처리한다. </w:t>
+            </w:r>
+          </w:p>
+          <w:p>
+            <w:pPr>
+              <w:spacing w:after="120" w:line="276" w:lineRule="auto"/>
+              <w:rPr>
+                <w:lang w:eastAsia="ko-KR"/>
+                <w:rFonts w:ascii="Noto Sans CJK KR" w:eastAsia="Noto Sans CJK KR" w:hAnsi="Noto Sans CJK KR" w:hint="eastAsia"/>
+                <w:b w:val="0"/>
+                <w:sz w:val="20"/>
+                <w:rtl w:val="off"/>
+              </w:rPr>
+            </w:pPr>
+            <w:r>
+              <w:rPr>
+                <w:rFonts w:ascii="Noto Sans CJK KR" w:eastAsia="Noto Sans CJK KR" w:hAnsi="Noto Sans CJK KR"/>
+                <w:b w:val="0"/>
+                <w:sz w:val="20"/>
+              </w:rPr>
+              <w:t xml:space="preserve">5. Keras Sequential 모델을 이용하여 완전연결 신경망 구조를 만든다. </w:t>
+            </w:r>
+          </w:p>
+          <w:p>
+            <w:pPr>
+              <w:spacing w:after="120" w:line="276" w:lineRule="auto"/>
+              <w:rPr>
+                <w:lang w:eastAsia="ko-KR"/>
+                <w:rFonts w:ascii="Noto Sans CJK KR" w:eastAsia="Noto Sans CJK KR" w:hAnsi="Noto Sans CJK KR" w:hint="eastAsia"/>
+                <w:b w:val="0"/>
+                <w:sz w:val="20"/>
+                <w:rtl w:val="off"/>
+              </w:rPr>
+            </w:pPr>
+            <w:r>
+              <w:rPr>
+                <w:rFonts w:ascii="Noto Sans CJK KR" w:eastAsia="Noto Sans CJK KR" w:hAnsi="Noto Sans CJK KR"/>
+                <w:b w:val="0"/>
+                <w:sz w:val="20"/>
+              </w:rPr>
+              <w:t xml:space="preserve">6. 기존 digit.png 대신 digital.png 파일을 OpenCV로 불러와 동일한 조건으로 전처리한다. </w:t>
+            </w:r>
+          </w:p>
+          <w:p>
+            <w:pPr>
+              <w:spacing w:after="120" w:line="276" w:lineRule="auto"/>
+              <w:rPr>
+                <w:lang w:eastAsia="ko-KR"/>
+                <w:rFonts w:ascii="Noto Sans CJK KR" w:eastAsia="Noto Sans CJK KR" w:hAnsi="Noto Sans CJK KR" w:hint="eastAsia"/>
+                <w:b w:val="0"/>
+                <w:sz w:val="20"/>
+                <w:rtl w:val="off"/>
+              </w:rPr>
+            </w:pPr>
+            <w:r>
+              <w:rPr>
+                <w:rFonts w:ascii="Noto Sans CJK KR" w:eastAsia="Noto Sans CJK KR" w:hAnsi="Noto Sans CJK KR"/>
+                <w:b w:val="0"/>
+                <w:sz w:val="20"/>
+              </w:rPr>
+              <w:t xml:space="preserve">7. 전처리한 digital.png 이미지를 모델에 입력하여 손글씨 숫자 예측을 수행한다. </w:t>
+            </w:r>
+          </w:p>
+          <w:p>
+            <w:pPr>
+              <w:spacing w:after="120" w:line="276" w:lineRule="auto"/>
+              <w:rPr>
+                <w:lang w:eastAsia="ko-KR"/>
+                <w:rFonts w:ascii="Noto Sans CJK KR" w:eastAsia="Noto Sans CJK KR" w:hAnsi="Noto Sans CJK KR" w:hint="eastAsia"/>
+                <w:b w:val="0"/>
+                <w:sz w:val="20"/>
+                <w:rtl w:val="off"/>
+              </w:rPr>
+            </w:pPr>
+          </w:p>
+          <w:p>
+            <w:pPr>
+              <w:spacing w:after="120" w:line="276" w:lineRule="auto"/>
+              <w:rPr>
+                <w:lang w:eastAsia="ko-KR"/>
+                <w:rFonts w:ascii="Noto Sans CJK KR" w:eastAsia="Noto Sans CJK KR" w:hAnsi="Noto Sans CJK KR" w:hint="eastAsia"/>
+                <w:b w:val="0"/>
+                <w:sz w:val="20"/>
+                <w:rtl w:val="off"/>
+              </w:rPr>
+            </w:pPr>
+            <w:r>
+              <w:rPr>
+                <w:rFonts w:ascii="Noto Sans CJK KR" w:eastAsia="Noto Sans CJK KR" w:hAnsi="Noto Sans CJK KR"/>
+                <w:b w:val="0"/>
+                <w:sz w:val="20"/>
+              </w:rPr>
+              <w:t>개발언어 및 기술:</w:t>
+            </w:r>
+          </w:p>
+          <w:p>
+            <w:pPr>
+              <w:spacing w:after="120" w:line="276" w:lineRule="auto"/>
+              <w:rPr>
+                <w:lang w:eastAsia="ko-KR"/>
+                <w:rFonts w:ascii="Noto Sans CJK KR" w:eastAsia="Noto Sans CJK KR" w:hAnsi="Noto Sans CJK KR" w:hint="eastAsia"/>
+                <w:b/>
+                <w:sz w:val="20"/>
+                <w:rtl w:val="off"/>
+              </w:rPr>
+            </w:pPr>
+            <w:r>
+              <w:rPr>
+                <w:rFonts w:ascii="Noto Sans CJK KR" w:eastAsia="Noto Sans CJK KR" w:hAnsi="Noto Sans CJK KR"/>
+                <w:b w:val="0"/>
+                <w:sz w:val="20"/>
+              </w:rPr>
+              <w:t>Python, TensorFlow, Keras, NumPy, OpenCV, Matplotlib, MLP, Jupyter Notebook</w:t>
+            </w:r>
+            <w:r>
+              <w:rPr>
+                <w:rFonts w:ascii="Noto Sans CJK KR" w:eastAsia="Noto Sans CJK KR" w:hAnsi="Noto Sans CJK KR"/>
+                <w:b/>
+                <w:sz w:val="20"/>
+              </w:rPr>
+              <w:t xml:space="preserve">     </w:t>
+            </w:r>
+          </w:p>
+          <w:p>
+            <w:pPr>
+              <w:spacing w:after="120" w:line="276" w:lineRule="auto"/>
+            </w:pPr>
+            <w:r>
+              <w:rPr>
+                <w:rFonts w:ascii="Noto Sans CJK KR" w:eastAsia="Noto Sans CJK KR" w:hAnsi="Noto Sans CJK KR"/>
+                <w:b/>
+                <w:sz w:val="20"/>
+              </w:rPr>
+              <w:t xml:space="preserve">          </w:t>
             </w:r>
             <w:r>
               <w:rPr>
@@ -381,118 +589,7 @@
                 <w:b w:val="0"/>
                 <w:sz w:val="20"/>
               </w:rPr>
-              <w:br/>
-            </w:r>
-            <w:r>
-              <w:rPr>
-                <w:rFonts w:ascii="Noto Sans CJK KR" w:eastAsia="Noto Sans CJK KR" w:hAnsi="Noto Sans CJK KR"/>
-                <w:b w:val="0"/>
-                <w:sz w:val="20"/>
-              </w:rPr>
-              <w:t xml:space="preserve">
-              </w:t>
-            </w:r>
-            <w:r>
-              <w:rPr>
-                <w:rFonts w:ascii="Noto Sans CJK KR" w:eastAsia="Noto Sans CJK KR" w:hAnsi="Noto Sans CJK KR"/>
-                <w:b w:val="0"/>
-                <w:sz w:val="20"/>
-              </w:rPr>
-              <w:br/>
-            </w:r>
-            <w:r>
-              <w:rPr>
-                <w:rFonts w:ascii="Noto Sans CJK KR" w:eastAsia="Noto Sans CJK KR" w:hAnsi="Noto Sans CJK KR"/>
-                <w:b w:val="0"/>
-                <w:sz w:val="20"/>
-              </w:rPr>
-              <w:t xml:space="preserve">
-              </w:t>
-            </w:r>
-            <w:r>
-              <w:rPr>
-                <w:rFonts w:ascii="Noto Sans CJK KR" w:eastAsia="Noto Sans CJK KR" w:hAnsi="Noto Sans CJK KR"/>
-                <w:b w:val="0"/>
-                <w:sz w:val="20"/>
-              </w:rPr>
-              <w:br/>
-            </w:r>
-            <w:r>
-              <w:rPr>
-                <w:rFonts w:ascii="Noto Sans CJK KR" w:eastAsia="Noto Sans CJK KR" w:hAnsi="Noto Sans CJK KR"/>
-                <w:b w:val="0"/>
-                <w:sz w:val="20"/>
-              </w:rPr>
-              <w:t xml:space="preserve">
-              </w:t>
-            </w:r>
-            <w:r>
-              <w:rPr>
-                <w:rFonts w:ascii="Noto Sans CJK KR" w:eastAsia="Noto Sans CJK KR" w:hAnsi="Noto Sans CJK KR"/>
-                <w:b w:val="0"/>
-                <w:sz w:val="20"/>
-              </w:rPr>
-              <w:br/>
-            </w:r>
-            <w:r>
-              <w:rPr>
-                <w:rFonts w:ascii="Noto Sans CJK KR" w:eastAsia="Noto Sans CJK KR" w:hAnsi="Noto Sans CJK KR"/>
-                <w:b w:val="0"/>
-                <w:sz w:val="20"/>
-              </w:rPr>
-              <w:t xml:space="preserve">
-              </w:t>
-            </w:r>
-            <w:r>
-              <w:rPr>
-                <w:rFonts w:ascii="Noto Sans CJK KR" w:eastAsia="Noto Sans CJK KR" w:hAnsi="Noto Sans CJK KR"/>
-                <w:b w:val="0"/>
-                <w:sz w:val="20"/>
-              </w:rPr>
-              <w:br/>
-            </w:r>
-            <w:r>
-              <w:rPr>
-                <w:rFonts w:ascii="Noto Sans CJK KR" w:eastAsia="Noto Sans CJK KR" w:hAnsi="Noto Sans CJK KR"/>
-                <w:b w:val="0"/>
-                <w:sz w:val="20"/>
-              </w:rPr>
-              <w:t xml:space="preserve">
-              </w:t>
-            </w:r>
-            <w:r>
-              <w:rPr>
-                <w:rFonts w:ascii="Noto Sans CJK KR" w:eastAsia="Noto Sans CJK KR" w:hAnsi="Noto Sans CJK KR"/>
-                <w:b w:val="0"/>
-                <w:sz w:val="20"/>
-              </w:rPr>
-              <w:br/>
-            </w:r>
-            <w:r>
-              <w:rPr>
-                <w:rFonts w:ascii="Noto Sans CJK KR" w:eastAsia="Noto Sans CJK KR" w:hAnsi="Noto Sans CJK KR"/>
-                <w:b w:val="0"/>
-                <w:sz w:val="20"/>
-              </w:rPr>
-              <w:br/>
-            </w:r>
-            <w:r>
-              <w:rPr>
-                <w:rFonts w:ascii="Noto Sans CJK KR" w:eastAsia="Noto Sans CJK KR" w:hAnsi="Noto Sans CJK KR"/>
-                <w:b/>
-                <w:sz w:val="20"/>
-              </w:rPr>
-              <w:t xml:space="preserve">
-              </w:t>
-            </w:r>
-            <w:r>
-              <w:rPr>
-                <w:rFonts w:ascii="Noto Sans CJK KR" w:eastAsia="Noto Sans CJK KR" w:hAnsi="Noto Sans CJK KR"/>
-                <w:b w:val="0"/>
-                <w:sz w:val="20"/>
-              </w:rPr>
-              <w:t xml:space="preserve">
-              </w:t>
+              <w:t xml:space="preserve">                </w:t>
             </w:r>
           </w:p>
         </w:tc>
@@ -567,6 +664,109 @@
                 <w:rtl w:val="off"/>
               </w:rPr>
             </w:pPr>
+            <w:r>
+              <w:drawing>
+                <wp:anchor distT="0" distB="0" distL="114300" distR="114300" behindDoc="0" locked="0" layoutInCell="1" simplePos="0" relativeHeight="251660288" allowOverlap="1" hidden="0">
+                  <wp:simplePos x="0" y="0"/>
+                  <wp:positionH relativeFrom="column">
+                    <wp:posOffset>1245235</wp:posOffset>
+                  </wp:positionH>
+                  <wp:positionV relativeFrom="paragraph">
+                    <wp:posOffset>2731</wp:posOffset>
+                  </wp:positionV>
+                  <wp:extent cx="3867150" cy="1562100"/>
+                  <wp:effectExtent l="0" t="0" r="0" b="0"/>
+                  <wp:wrapNone/>
+                  <wp:docPr id="1028" name=""/>
+                  <wp:cNvGraphicFramePr/>
+                  <a:graphic xmlns:a="http://schemas.openxmlformats.org/drawingml/2006/main">
+                    <a:graphicData uri="http://schemas.openxmlformats.org/drawingml/2006/picture">
+                      <pic:pic xmlns:pic="http://schemas.openxmlformats.org/drawingml/2006/picture">
+                        <pic:nvPicPr>
+                          <pic:cNvPr id="1028" name=""/>
+                          <pic:cNvPicPr>
+                            <a:picLocks noUngrp="1"/>
+                          </pic:cNvPicPr>
+                        </pic:nvPicPr>
+                        <pic:blipFill>
+                          <a:blip r:embed="rId1">
+                            <a:extLst>
+                              <a:ext uri="{28A0092B-C50C-407E-A947-70E740481C1C}">
+                                <a14:useLocalDpi xmlns:a14="http://schemas.microsoft.com/office/drawing/2010/main" val="0"/>
+                              </a:ext>
+                            </a:extLst>
+                          </a:blip>
+                          <a:stretch>
+                            <a:fillRect/>
+                          </a:stretch>
+                        </pic:blipFill>
+                        <pic:spPr>
+                          <a:xfrm>
+                            <a:off x="0" y="0"/>
+                            <a:ext cx="3867150" cy="1562100"/>
+                          </a:xfrm>
+                          <a:prstGeom prst="rect">
+                            <a:avLst/>
+                          </a:prstGeom>
+                        </pic:spPr>
+                      </pic:pic>
+                    </a:graphicData>
+                  </a:graphic>
+                </wp:anchor>
+              </w:drawing>
+            </w:r>
+            <w:r>
+              <w:rPr>
+                <w:lang w:eastAsia="ko-KR"/>
+                <w:rFonts w:ascii="Noto Sans CJK KR" w:eastAsia="Noto Sans CJK KR" w:hAnsi="Noto Sans CJK KR" w:hint="eastAsia"/>
+                <w:b/>
+                <w:sz w:val="20"/>
+                <w:rtl w:val="off"/>
+              </w:rPr>
+              <w:drawing>
+                <wp:inline distT="0" distB="0" distL="180" distR="180">
+                  <wp:extent cx="857250" cy="1441490"/>
+                  <wp:effectExtent l="0" t="0" r="0" b="0"/>
+                  <wp:docPr id="1032" name=""/>
+                  <wp:cNvGraphicFramePr>
+                    <a:graphicFrameLocks xmlns:a="http://schemas.openxmlformats.org/drawingml/2006/main" noChangeAspect="1"/>
+                  </wp:cNvGraphicFramePr>
+                  <a:graphic xmlns:a="http://schemas.openxmlformats.org/drawingml/2006/main">
+                    <a:graphicData uri="http://schemas.openxmlformats.org/drawingml/2006/picture">
+                      <pic:pic xmlns:pic="http://schemas.openxmlformats.org/drawingml/2006/picture">
+                        <pic:nvPicPr>
+                          <pic:cNvPr id="1032" name=""/>
+                          <pic:cNvPicPr>
+                            <a:picLocks noChangeAspect="1" noUngrp="1"/>
+                          </pic:cNvPicPr>
+                        </pic:nvPicPr>
+                        <pic:blipFill>
+                          <a:blip r:embed="rId2">
+                            <a:extLst>
+                              <a:ext uri="{28A0092B-C50C-407E-A947-70E740481C1C}">
+                                <a14:useLocalDpi xmlns:a14="http://schemas.microsoft.com/office/drawing/2010/main" val="0"/>
+                              </a:ext>
+                            </a:extLst>
+                          </a:blip>
+                          <a:stretch>
+                            <a:fillRect/>
+                          </a:stretch>
+                        </pic:blipFill>
+                        <pic:spPr>
+                          <a:xfrm>
+                            <a:off x="0" y="0"/>
+                            <a:ext cx="857250" cy="1441490"/>
+                          </a:xfrm>
+                          <a:prstGeom prst="rect">
+                            <a:avLst/>
+                          </a:prstGeom>
+                        </pic:spPr>
+                      </pic:pic>
+                    </a:graphicData>
+                  </a:graphic>
+                </wp:inline>
+              </w:drawing>
+            </w:r>
           </w:p>
           <w:p>
             <w:pPr>
@@ -579,71 +779,6 @@
                 <w:rtl w:val="off"/>
               </w:rPr>
             </w:pPr>
-          </w:p>
-          <w:p>
-            <w:pPr>
-              <w:spacing w:after="120" w:line="276" w:lineRule="auto"/>
-              <w:rPr>
-                <w:lang/>
-                <w:rFonts w:ascii="Noto Sans CJK KR" w:eastAsia="Noto Sans CJK KR" w:hAnsi="Noto Sans CJK KR"/>
-                <w:b/>
-                <w:sz w:val="20"/>
-                <w:rtl w:val="off"/>
-              </w:rPr>
-            </w:pPr>
-            <w:r>
-              <w:rPr>
-                <w:lang/>
-                <w:rFonts w:ascii="Noto Sans CJK KR" w:eastAsia="Noto Sans CJK KR" w:hAnsi="Noto Sans CJK KR"/>
-                <w:b/>
-                <w:sz w:val="20"/>
-                <w:rtl w:val="off"/>
-              </w:rPr>
-              <w:drawing>
-                <wp:inline distT="0" distB="0" distL="180" distR="180">
-                  <wp:extent cx="5133975" cy="2019300"/>
-                  <wp:effectExtent l="0" t="0" r="0" b="0"/>
-                  <wp:docPr id="1033" name=""/>
-                  <wp:cNvGraphicFramePr>
-                    <a:graphicFrameLocks xmlns:a="http://schemas.openxmlformats.org/drawingml/2006/main" noChangeAspect="1"/>
-                  </wp:cNvGraphicFramePr>
-                  <a:graphic xmlns:a="http://schemas.openxmlformats.org/drawingml/2006/main">
-                    <a:graphicData uri="http://schemas.openxmlformats.org/drawingml/2006/picture">
-                      <pic:pic xmlns:pic="http://schemas.openxmlformats.org/drawingml/2006/picture">
-                        <pic:nvPicPr>
-                          <pic:cNvPr id="1033" name=""/>
-                          <pic:cNvPicPr>
-                            <a:picLocks noChangeAspect="1" noUngrp="1"/>
-                          </pic:cNvPicPr>
-                        </pic:nvPicPr>
-                        <pic:blipFill>
-                          <a:blip r:embed="rId1">
-                            <a:extLst>
-                              <a:ext uri="{28A0092B-C50C-407E-A947-70E740481C1C}">
-                                <a14:useLocalDpi xmlns:a14="http://schemas.microsoft.com/office/drawing/2010/main" val="0"/>
-                              </a:ext>
-                            </a:extLst>
-                          </a:blip>
-                          <a:stretch>
-                            <a:fillRect>
-                            </a:fillRect>
-                          </a:stretch>
-                        </pic:blipFill>
-                        <pic:spPr>
-                          <a:xfrm>
-                            <a:off x="0" y="0"/>
-                            <a:ext cx="5133975" cy="2019300"/>
-                          </a:xfrm>
-                          <a:prstGeom prst="rect">
-                            <a:avLst/>
-                          </a:prstGeom>
-                        </pic:spPr>
-                      </pic:pic>
-                    </a:graphicData>
-                  </a:graphic>
-                </wp:inline>
-              </w:drawing>
-            </w:r>
           </w:p>
           <w:p>
             <w:pPr>
@@ -671,18 +806,10 @@
             <w:r>
               <w:rPr>
                 <w:rFonts w:ascii="Noto Sans CJK KR" w:eastAsia="Noto Sans CJK KR" w:hAnsi="Noto Sans CJK KR"/>
-                <w:b/>
-                <w:sz w:val="20"/>
-              </w:rPr>
-              <w:br/>
-            </w:r>
-            <w:r>
-              <w:rPr>
-                <w:rFonts w:ascii="Noto Sans CJK KR" w:eastAsia="Noto Sans CJK KR" w:hAnsi="Noto Sans CJK KR"/>
                 <w:b w:val="0"/>
                 <w:sz w:val="20"/>
               </w:rPr>
-              <w:t>각 이미지는 28x28 크기의 흑백 이미지이며, 완전연결 신경망에 입력하기 위해 784개의 값으로 변환하였다.</w:t>
+              <w:t>이미지는 28x28 크기의 흑백 이미지이며, 완전연결 신경망에 입력하기 위해 784개의 값으로 변환하였다.</w:t>
             </w:r>
           </w:p>
           <w:p>
@@ -691,7 +818,7 @@
               <w:rPr>
                 <w:lang w:eastAsia="ko-KR"/>
                 <w:rFonts w:ascii="Noto Sans CJK KR" w:eastAsia="Noto Sans CJK KR" w:hAnsi="Noto Sans CJK KR" w:hint="eastAsia"/>
-                <w:b w:val="0"/>
+                <w:b/>
                 <w:sz w:val="20"/>
                 <w:rtl w:val="off"/>
               </w:rPr>
@@ -703,7 +830,7 @@
               <w:rPr>
                 <w:lang w:eastAsia="ko-KR"/>
                 <w:rFonts w:ascii="Noto Sans CJK KR" w:eastAsia="Noto Sans CJK KR" w:hAnsi="Noto Sans CJK KR" w:hint="eastAsia"/>
-                <w:b w:val="0"/>
+                <w:b/>
                 <w:sz w:val="20"/>
                 <w:rtl w:val="off"/>
               </w:rPr>
@@ -715,7 +842,7 @@
               <w:rPr>
                 <w:lang w:eastAsia="ko-KR"/>
                 <w:rFonts w:ascii="Noto Sans CJK KR" w:eastAsia="Noto Sans CJK KR" w:hAnsi="Noto Sans CJK KR" w:hint="eastAsia"/>
-                <w:b w:val="0"/>
+                <w:b/>
                 <w:sz w:val="20"/>
                 <w:rtl w:val="off"/>
               </w:rPr>
@@ -727,7 +854,19 @@
               <w:rPr>
                 <w:lang w:eastAsia="ko-KR"/>
                 <w:rFonts w:ascii="Noto Sans CJK KR" w:eastAsia="Noto Sans CJK KR" w:hAnsi="Noto Sans CJK KR" w:hint="eastAsia"/>
-                <w:b w:val="0"/>
+                <w:b/>
+                <w:sz w:val="20"/>
+                <w:rtl w:val="off"/>
+              </w:rPr>
+            </w:pPr>
+          </w:p>
+          <w:p>
+            <w:pPr>
+              <w:spacing w:after="120" w:line="276" w:lineRule="auto"/>
+              <w:rPr>
+                <w:lang w:eastAsia="ko-KR"/>
+                <w:rFonts w:ascii="Noto Sans CJK KR" w:eastAsia="Noto Sans CJK KR" w:hAnsi="Noto Sans CJK KR" w:hint="eastAsia"/>
+                <w:b/>
                 <w:sz w:val="20"/>
                 <w:rtl w:val="off"/>
               </w:rPr>
@@ -764,45 +903,32 @@
                 <w:rtl w:val="off"/>
               </w:rPr>
             </w:pPr>
-          </w:p>
-          <w:p>
-            <w:pPr>
-              <w:spacing w:after="120" w:line="276" w:lineRule="auto"/>
-              <w:rPr>
-                <w:lang/>
-                <w:rFonts w:ascii="Noto Sans CJK KR" w:eastAsia="Noto Sans CJK KR" w:hAnsi="Noto Sans CJK KR"/>
-                <w:b/>
-                <w:sz w:val="20"/>
-                <w:rtl w:val="off"/>
-              </w:rPr>
-            </w:pPr>
             <w:r>
-              <w:rPr>
-                <w:lang/>
-                <w:rFonts w:ascii="Noto Sans CJK KR" w:eastAsia="Noto Sans CJK KR" w:hAnsi="Noto Sans CJK KR"/>
-                <w:b/>
-                <w:sz w:val="20"/>
-                <w:rtl w:val="off"/>
-              </w:rPr>
               <w:drawing>
-                <wp:inline distT="0" distB="0" distL="180" distR="180">
+                <wp:anchor distT="0" distB="0" distL="114300" distR="114300" behindDoc="0" locked="0" layoutInCell="1" simplePos="0" relativeHeight="251662336" allowOverlap="1" hidden="0">
+                  <wp:simplePos x="0" y="0"/>
+                  <wp:positionH relativeFrom="column">
+                    <wp:posOffset>0</wp:posOffset>
+                  </wp:positionH>
+                  <wp:positionV relativeFrom="paragraph">
+                    <wp:posOffset>0</wp:posOffset>
+                  </wp:positionV>
                   <wp:extent cx="5402580" cy="1526539"/>
                   <wp:effectExtent l="0" t="0" r="0" b="0"/>
-                  <wp:docPr id="1031" name=""/>
-                  <wp:cNvGraphicFramePr>
-                    <a:graphicFrameLocks xmlns:a="http://schemas.openxmlformats.org/drawingml/2006/main" noChangeAspect="1"/>
-                  </wp:cNvGraphicFramePr>
+                  <wp:wrapNone/>
+                  <wp:docPr id="1030" name=""/>
+                  <wp:cNvGraphicFramePr/>
                   <a:graphic xmlns:a="http://schemas.openxmlformats.org/drawingml/2006/main">
                     <a:graphicData uri="http://schemas.openxmlformats.org/drawingml/2006/picture">
                       <pic:pic xmlns:pic="http://schemas.openxmlformats.org/drawingml/2006/picture">
                         <pic:nvPicPr>
-                          <pic:cNvPr id="1031" name=""/>
+                          <pic:cNvPr id="1030" name=""/>
                           <pic:cNvPicPr>
-                            <a:picLocks noChangeAspect="1" noUngrp="1"/>
+                            <a:picLocks noUngrp="1"/>
                           </pic:cNvPicPr>
                         </pic:nvPicPr>
                         <pic:blipFill>
-                          <a:blip r:embed="rId2">
+                          <a:blip r:embed="rId3">
                             <a:extLst>
                               <a:ext uri="{28A0092B-C50C-407E-A947-70E740481C1C}">
                                 <a14:useLocalDpi xmlns:a14="http://schemas.microsoft.com/office/drawing/2010/main" val="0"/>
@@ -810,8 +936,7 @@
                             </a:extLst>
                           </a:blip>
                           <a:stretch>
-                            <a:fillRect>
-                            </a:fillRect>
+                            <a:fillRect/>
                           </a:stretch>
                         </pic:blipFill>
                         <pic:spPr>
@@ -826,19 +951,89 @@
                       </pic:pic>
                     </a:graphicData>
                   </a:graphic>
-                </wp:inline>
+                </wp:anchor>
               </w:drawing>
             </w:r>
           </w:p>
           <w:p>
             <w:pPr>
-              <w:jc w:val="center"/>
+              <w:spacing w:after="120" w:line="276" w:lineRule="auto"/>
               <w:rPr>
+                <w:lang w:eastAsia="ko-KR"/>
+                <w:rFonts w:ascii="Noto Sans CJK KR" w:eastAsia="Noto Sans CJK KR" w:hAnsi="Noto Sans CJK KR" w:hint="eastAsia"/>
+                <w:b/>
+                <w:sz w:val="20"/>
+                <w:rtl w:val="off"/>
               </w:rPr>
             </w:pPr>
+          </w:p>
+          <w:p>
+            <w:pPr>
+              <w:spacing w:after="120" w:line="276" w:lineRule="auto"/>
+              <w:rPr>
+                <w:lang w:eastAsia="ko-KR"/>
+                <w:rFonts w:ascii="Noto Sans CJK KR" w:eastAsia="Noto Sans CJK KR" w:hAnsi="Noto Sans CJK KR" w:hint="eastAsia"/>
+                <w:b/>
+                <w:sz w:val="20"/>
+                <w:rtl w:val="off"/>
+              </w:rPr>
+            </w:pPr>
+          </w:p>
+          <w:p>
+            <w:pPr>
+              <w:spacing w:after="120" w:line="276" w:lineRule="auto"/>
+              <w:rPr>
+                <w:lang w:eastAsia="ko-KR"/>
+                <w:rFonts w:ascii="Noto Sans CJK KR" w:eastAsia="Noto Sans CJK KR" w:hAnsi="Noto Sans CJK KR" w:hint="eastAsia"/>
+                <w:b/>
+                <w:sz w:val="20"/>
+                <w:rtl w:val="off"/>
+              </w:rPr>
+            </w:pPr>
+          </w:p>
+          <w:p>
+            <w:pPr>
+              <w:spacing w:after="120" w:line="276" w:lineRule="auto"/>
+              <w:rPr>
+                <w:lang w:eastAsia="ko-KR"/>
+                <w:rFonts w:ascii="Noto Sans CJK KR" w:eastAsia="Noto Sans CJK KR" w:hAnsi="Noto Sans CJK KR" w:hint="eastAsia"/>
+                <w:b/>
+                <w:sz w:val="20"/>
+                <w:rtl w:val="off"/>
+              </w:rPr>
+            </w:pPr>
+          </w:p>
+          <w:p>
+            <w:pPr>
+              <w:spacing w:after="120" w:line="276" w:lineRule="auto"/>
+              <w:rPr>
+                <w:lang w:eastAsia="ko-KR"/>
+                <w:rFonts w:ascii="Noto Sans CJK KR" w:eastAsia="Noto Sans CJK KR" w:hAnsi="Noto Sans CJK KR" w:hint="eastAsia"/>
+                <w:b/>
+                <w:sz w:val="20"/>
+                <w:rtl w:val="off"/>
+              </w:rPr>
+            </w:pPr>
+          </w:p>
+          <w:p>
+            <w:pPr>
+              <w:spacing w:after="120" w:line="276" w:lineRule="auto"/>
+              <w:rPr>
+                <w:lang/>
+                <w:rFonts w:ascii="Noto Sans CJK KR" w:eastAsia="Noto Sans CJK KR" w:hAnsi="Noto Sans CJK KR"/>
+                <w:b/>
+                <w:sz w:val="20"/>
+                <w:rtl w:val="off"/>
+              </w:rPr>
+            </w:pPr>
+          </w:p>
+          <w:p>
+            <w:pPr>
+              <w:jc w:val="center"/>
+              <w:rPr/>
+            </w:pPr>
             <w:r>
-              <w:rPr>
-              </w:rPr>
+              <w:rPr/>
               <w:t>그림 2. Sequential 모델을 이용한 MNIST 손글씨 숫자 분류 모델 구성 코드</w:t>
             </w:r>
           </w:p>
@@ -913,18 +1108,39 @@
           <w:p>
             <w:pPr>
               <w:spacing w:after="120" w:line="276" w:lineRule="auto"/>
+              <w:rPr>
+                <w:lang w:eastAsia="ko-KR"/>
+                <w:rFonts w:ascii="Noto Sans CJK KR" w:eastAsia="Noto Sans CJK KR" w:hAnsi="Noto Sans CJK KR" w:hint="eastAsia"/>
+                <w:b w:val="0"/>
+                <w:sz w:val="20"/>
+                <w:rtl w:val="off"/>
+              </w:rPr>
+            </w:pPr>
+          </w:p>
+          <w:p>
+            <w:pPr>
+              <w:spacing w:after="120" w:line="276" w:lineRule="auto"/>
+              <w:rPr>
+                <w:lang w:eastAsia="ko-KR"/>
+                <w:rFonts w:ascii="Noto Sans CJK KR" w:eastAsia="Noto Sans CJK KR" w:hAnsi="Noto Sans CJK KR" w:hint="eastAsia"/>
+                <w:b w:val="0"/>
+                <w:sz w:val="20"/>
+                <w:rtl w:val="off"/>
+              </w:rPr>
             </w:pPr>
             <w:r>
               <w:rPr>
-                <w:rFonts w:ascii="Noto Sans CJK KR" w:eastAsia="Noto Sans CJK KR" w:hAnsi="Noto Sans CJK KR"/>
-                <w:b/>
+                <w:lang w:eastAsia="ko-KR"/>
+                <w:rFonts w:ascii="Noto Sans CJK KR" w:eastAsia="Noto Sans CJK KR" w:hAnsi="Noto Sans CJK KR" w:hint="eastAsia"/>
+                <w:b w:val="0"/>
                 <w:sz w:val="20"/>
+                <w:rtl w:val="off"/>
               </w:rPr>
               <w:drawing>
                 <wp:inline distT="0" distB="0" distL="180" distR="180">
-                  <wp:extent cx="5402580" cy="1247140"/>
+                  <wp:extent cx="5402580" cy="1572259"/>
                   <wp:effectExtent l="0" t="0" r="0" b="0"/>
-                  <wp:docPr id="1032" name=""/>
+                  <wp:docPr id="1031" name=""/>
                   <wp:cNvGraphicFramePr>
                     <a:graphicFrameLocks xmlns:a="http://schemas.openxmlformats.org/drawingml/2006/main" noChangeAspect="1"/>
                   </wp:cNvGraphicFramePr>
@@ -932,13 +1148,13 @@
                     <a:graphicData uri="http://schemas.openxmlformats.org/drawingml/2006/picture">
                       <pic:pic xmlns:pic="http://schemas.openxmlformats.org/drawingml/2006/picture">
                         <pic:nvPicPr>
-                          <pic:cNvPr id="1032" name=""/>
+                          <pic:cNvPr id="1031" name=""/>
                           <pic:cNvPicPr>
                             <a:picLocks noChangeAspect="1" noUngrp="1"/>
                           </pic:cNvPicPr>
                         </pic:nvPicPr>
                         <pic:blipFill>
-                          <a:blip r:embed="rId3">
+                          <a:blip r:embed="rId4">
                             <a:extLst>
                               <a:ext uri="{28A0092B-C50C-407E-A947-70E740481C1C}">
                                 <a14:useLocalDpi xmlns:a14="http://schemas.microsoft.com/office/drawing/2010/main" val="0"/>
@@ -946,14 +1162,13 @@
                             </a:extLst>
                           </a:blip>
                           <a:stretch>
-                            <a:fillRect>
-                            </a:fillRect>
+                            <a:fillRect/>
                           </a:stretch>
                         </pic:blipFill>
                         <pic:spPr>
                           <a:xfrm>
                             <a:off x="0" y="0"/>
-                            <a:ext cx="5402580" cy="1247140"/>
+                            <a:ext cx="5402580" cy="1572259"/>
                           </a:xfrm>
                           <a:prstGeom prst="rect">
                             <a:avLst/>
@@ -965,6 +1180,11 @@
                 </wp:inline>
               </w:drawing>
             </w:r>
+          </w:p>
+          <w:p>
+            <w:pPr>
+              <w:spacing w:after="120" w:line="276" w:lineRule="auto"/>
+            </w:pPr>
             <w:r>
               <w:rPr>
                 <w:rFonts w:ascii="Noto Sans CJK KR" w:eastAsia="Noto Sans CJK KR" w:hAnsi="Noto Sans CJK KR"/>
@@ -1097,8 +1317,7 @@
                 <w:b w:val="0"/>
                 <w:sz w:val="20"/>
               </w:rPr>
-              <w:t xml:space="preserve">
-              </w:t>
+              <w:t xml:space="preserve">                </w:t>
             </w:r>
           </w:p>
         </w:tc>
@@ -1243,8 +1462,7 @@
                 <w:b w:val="0"/>
                 <w:sz w:val="20"/>
               </w:rPr>
-              <w:t xml:space="preserve">
-              </w:t>
+              <w:t xml:space="preserve">                </w:t>
             </w:r>
           </w:p>
         </w:tc>
@@ -1274,27 +1492,7 @@
 </w:document>
 </file>
 
-<file path=word\fontTable.xml><?xml version="1.0" encoding="utf-8"?>
-<w:fonts xmlns:mc="http://schemas.openxmlformats.org/markup-compatibility/2006" xmlns:r="http://schemas.openxmlformats.org/officeDocument/2006/relationships" xmlns:w="http://schemas.openxmlformats.org/wordprocessingml/2006/main" xmlns:w14="http://schemas.microsoft.com/office/word/2010/wordml">
-  <w:font w:name="Noto Sans CJK KR">
-    <w:charset w:val="00"/>
-    <w:notTrueType w:val="false"/>
-  </w:font>
-  <w:font w:name="Courier">
-    <w:charset w:val="00"/>
-    <w:notTrueType w:val="false"/>
-  </w:font>
-  <w:font w:name="Symbol">
-    <w:panose1 w:val="05050102010706020507"/>
-    <w:family w:val="Symbol"/>
-    <w:charset w:val="00"/>
-    <w:notTrueType w:val="false"/>
-    <w:sig w:usb0="00000001" w:usb1="00000001" w:usb2="00000001" w:usb3="00000001" w:csb0="7FFFFFFF" w:csb1="00000001"/>
-  </w:font>
-</w:fonts>
-</file>
-
-<file path=word\numbering.xml><?xml version="1.0" encoding="utf-8"?>
+<file path=word/numbering.xml><?xml version="1.0" encoding="utf-8"?>
 <w:numbering xmlns:ve="http://schemas.openxmlformats.org/markup-compatibility/2006" xmlns:o="urn:schemas-microsoft-com:office:office" xmlns:r="http://schemas.openxmlformats.org/officeDocument/2006/relationships" xmlns:m="http://schemas.openxmlformats.org/officeDocument/2006/math" xmlns:v="urn:schemas-microsoft-com:vml" xmlns:wp="http://schemas.openxmlformats.org/drawingml/2006/wordprocessingDrawing" xmlns:w10="urn:schemas-microsoft-com:office:word" xmlns:w="http://schemas.openxmlformats.org/wordprocessingml/2006/main" xmlns:w14="http://schemas.microsoft.com/office/word/2010/wordml" xmlns:wne="http://schemas.microsoft.com/office/word/2006/wordml">
   <w:abstractNum w:abstractNumId="0">
     <w:nsid w:val="ffffff89"/>
@@ -1431,53 +1629,7 @@
 </w:numbering>
 </file>
 
-<file path=word\settings.xml><?xml version="1.0" encoding="utf-8"?>
-<w:settings xmlns:mc="http://schemas.openxmlformats.org/markup-compatibility/2006" xmlns:o="urn:schemas-microsoft-com:office:office" xmlns:r="http://schemas.openxmlformats.org/officeDocument/2006/relationships" xmlns:m="http://schemas.openxmlformats.org/officeDocument/2006/math" xmlns:v="urn:schemas-microsoft-com:vml" xmlns:w10="urn:schemas-microsoft-com:office:word" xmlns:w="http://schemas.openxmlformats.org/wordprocessingml/2006/main" xmlns:w14="http://schemas.microsoft.com/office/word/2010/wordml" xmlns:sl="http://schemas.openxmlformats.org/schemaLibrary/2006/main">
-  <w:zoom w:val="bestFit"/>
-  <w:removePersonalInformation/>
-  <w:bordersDontSurroundHeader/>
-  <w:bordersDontSurroundFooter/>
-  <w:hideGrammaticalErrors/>
-  <w:proofState w:spelling="clean" w:grammar="clean"/>
-  <w:defaultTabStop w:val="720"/>
-  <w:hyphenationZone w:val="360"/>
-  <w:stylePaneFormatFilter w:val="4024" w:allStyles="0" w:customStyles="0" w:latentStyles="1" w:stylesInUse="0" w:headingStyles="1" w:numberingStyles="0" w:tableStyles="0" w:directFormattingOnRuns="0" w:directFormattingOnParagraphs="0" w:directFormattingOnNumbering="0" w:directFormattingOnTables="0" w:clearFormatting="0" w:top3HeadingStyles="0" w:visibleStyles="1" w:alternateStyleNames="0"/>
-  <w:drawingGridHorizontalSpacing w:val="180"/>
-  <w:drawingGridVerticalSpacing w:val="180"/>
-  <w:displayHorizontalDrawingGridEvery w:val="1"/>
-  <w:displayVerticalDrawingGridEvery w:val="1"/>
-  <w:characterSpacingControl w:val="doNotCompress"/>
-  <w:savePreviewPicture/>
-  <w:compat>
-    <w:useFELayout/>
-    <w:compatSetting w:name="compatibilityMode" w:uri="http://schemas.microsoft.com/office/word" w:val="14"/>
-    <w:compatSetting w:name="overrideTableStyleFontSizeAndJustification" w:uri="http://schemas.microsoft.com/office/word" w:val="1"/>
-    <w:compatSetting w:name="enableOpenTypeFeatures" w:uri="http://schemas.microsoft.com/office/word" w:val="1"/>
-    <w:compatSetting w:name="doNotFlipMirrorIndents" w:uri="http://schemas.microsoft.com/office/word" w:val="1"/>
-  </w:compat>
-  <m:mathPr>
-    <m:mathFont m:val="Cambria Math"/>
-    <m:brkBin m:val="before"/>
-    <m:brkBinSub m:val="--"/>
-    <m:smallFrac m:val="0"/>
-    <m:dispDef m:val="1"/>
-    <m:lMargin m:val="0"/>
-    <m:rMargin m:val="0"/>
-    <m:defJc m:val="centerGroup"/>
-    <m:wrapIndent m:val="1440"/>
-    <m:wrapRight m:val="0"/>
-    <m:intLim m:val="subSup"/>
-    <m:naryLim m:val="undOvr"/>
-    <m:interSp m:val="0"/>
-    <m:intraSp m:val="0"/>
-    <m:preSp m:val="0"/>
-    <m:postSp m:val="0"/>
-  </m:mathPr>
-  <w:themeFontLang w:val="en-US" w:eastAsia="ja-JP" w:bidi="ar-SA"/>
-</w:settings>
-</file>
-
-<file path=word\styles.xml><?xml version="1.0" encoding="utf-8"?>
+<file path=word/styles.xml><?xml version="1.0" encoding="utf-8"?>
 <w:styles xmlns:r="http://schemas.openxmlformats.org/officeDocument/2006/relationships" xmlns:w="http://schemas.openxmlformats.org/wordprocessingml/2006/main">
   <w:docDefaults>
     <w:rPrDefault>
@@ -1505,133 +1657,133 @@
     <w:lsdException w:name="heading 7" w:uiPriority="9" w:qFormat="1"/>
     <w:lsdException w:name="heading 8" w:uiPriority="9" w:qFormat="1"/>
     <w:lsdException w:name="heading 9" w:uiPriority="9" w:qFormat="1"/>
-    <w:lsdException w:name="toc 1" w:uiPriority="87"/>
-    <w:lsdException w:name="toc 2" w:uiPriority="87"/>
-    <w:lsdException w:name="toc 3" w:uiPriority="87"/>
-    <w:lsdException w:name="toc 4" w:uiPriority="87"/>
-    <w:lsdException w:name="toc 5" w:uiPriority="87"/>
-    <w:lsdException w:name="toc 6" w:uiPriority="87"/>
-    <w:lsdException w:name="toc 7" w:uiPriority="87"/>
-    <w:lsdException w:name="toc 8" w:uiPriority="87"/>
-    <w:lsdException w:name="toc 9" w:uiPriority="87"/>
-    <w:lsdException w:name="caption" w:uiPriority="83" w:qFormat="1"/>
-    <w:lsdException w:name="Title" w:semiHidden="0" w:uiPriority="22" w:unhideWhenUsed="0" w:qFormat="1"/>
+    <w:lsdException w:name="toc 1" w:uiPriority="135"/>
+    <w:lsdException w:name="toc 2" w:uiPriority="135"/>
+    <w:lsdException w:name="toc 3" w:uiPriority="135"/>
+    <w:lsdException w:name="toc 4" w:uiPriority="135"/>
+    <w:lsdException w:name="toc 5" w:uiPriority="135"/>
+    <w:lsdException w:name="toc 6" w:uiPriority="135"/>
+    <w:lsdException w:name="toc 7" w:uiPriority="135"/>
+    <w:lsdException w:name="toc 8" w:uiPriority="135"/>
+    <w:lsdException w:name="toc 9" w:uiPriority="135"/>
+    <w:lsdException w:name="caption" w:uiPriority="131" w:qFormat="1"/>
+    <w:lsdException w:name="Title" w:semiHidden="0" w:uiPriority="34" w:unhideWhenUsed="0" w:qFormat="1"/>
     <w:lsdException w:name="Default Paragraph Font" w:uiPriority="1"/>
-    <w:lsdException w:name="Subtitle" w:semiHidden="0" w:uiPriority="23" w:unhideWhenUsed="0" w:qFormat="1"/>
-    <w:lsdException w:name="Strong" w:semiHidden="0" w:uiPriority="52" w:unhideWhenUsed="0" w:qFormat="1"/>
-    <w:lsdException w:name="Emphasis" w:semiHidden="0" w:uiPriority="50" w:unhideWhenUsed="0" w:qFormat="1"/>
-    <w:lsdException w:name="Table Grid" w:semiHidden="0" w:uiPriority="137" w:unhideWhenUsed="0"/>
+    <w:lsdException w:name="Subtitle" w:semiHidden="0" w:uiPriority="35" w:unhideWhenUsed="0" w:qFormat="1"/>
+    <w:lsdException w:name="Strong" w:semiHidden="0" w:uiPriority="82" w:unhideWhenUsed="0" w:qFormat="1"/>
+    <w:lsdException w:name="Emphasis" w:semiHidden="0" w:uiPriority="80" w:unhideWhenUsed="0" w:qFormat="1"/>
+    <w:lsdException w:name="Table Grid" w:semiHidden="0" w:uiPriority="311" w:unhideWhenUsed="0"/>
     <w:lsdException w:name="Placeholder Text" w:unhideWhenUsed="0"/>
     <w:lsdException w:name="No Spacing" w:semiHidden="0" w:uiPriority="1" w:unhideWhenUsed="0" w:qFormat="1"/>
-    <w:lsdException w:name="Light Shading" w:semiHidden="0" w:uiPriority="150" w:unhideWhenUsed="0"/>
-    <w:lsdException w:name="Light List" w:semiHidden="0" w:uiPriority="151" w:unhideWhenUsed="0"/>
-    <w:lsdException w:name="Light Grid" w:semiHidden="0" w:uiPriority="152" w:unhideWhenUsed="0"/>
-    <w:lsdException w:name="Medium Shading 1" w:semiHidden="0" w:uiPriority="153" w:unhideWhenUsed="0"/>
-    <w:lsdException w:name="Medium Shading 2" w:semiHidden="0" w:uiPriority="256" w:unhideWhenUsed="0"/>
-    <w:lsdException w:name="Medium List 1" w:semiHidden="0" w:uiPriority="257" w:unhideWhenUsed="0"/>
-    <w:lsdException w:name="Medium List 2" w:semiHidden="0" w:uiPriority="258" w:unhideWhenUsed="0"/>
-    <w:lsdException w:name="Medium Grid 1" w:semiHidden="0" w:uiPriority="259" w:unhideWhenUsed="0"/>
-    <w:lsdException w:name="Medium Grid 2" w:semiHidden="0" w:uiPriority="260" w:unhideWhenUsed="0"/>
-    <w:lsdException w:name="Medium Grid 3" w:semiHidden="0" w:uiPriority="261" w:unhideWhenUsed="0"/>
-    <w:lsdException w:name="Dark List" w:semiHidden="0" w:uiPriority="274" w:unhideWhenUsed="0"/>
-    <w:lsdException w:name="Colorful Shading" w:semiHidden="0" w:uiPriority="275" w:unhideWhenUsed="0"/>
-    <w:lsdException w:name="Colorful List" w:semiHidden="0" w:uiPriority="276" w:unhideWhenUsed="0"/>
-    <w:lsdException w:name="Colorful Grid" w:semiHidden="0" w:uiPriority="277" w:unhideWhenUsed="0"/>
-    <w:lsdException w:name="Light Shading Accent 1" w:semiHidden="0" w:uiPriority="150" w:unhideWhenUsed="0"/>
-    <w:lsdException w:name="Light List Accent 1" w:semiHidden="0" w:uiPriority="151" w:unhideWhenUsed="0"/>
-    <w:lsdException w:name="Light Grid Accent 1" w:semiHidden="0" w:uiPriority="152" w:unhideWhenUsed="0"/>
-    <w:lsdException w:name="Medium Shading 1 Accent 1" w:semiHidden="0" w:uiPriority="153" w:unhideWhenUsed="0"/>
-    <w:lsdException w:name="Medium Shading 2 Accent 1" w:semiHidden="0" w:uiPriority="256" w:unhideWhenUsed="0"/>
-    <w:lsdException w:name="Medium List 1 Accent 1" w:semiHidden="0" w:uiPriority="257" w:unhideWhenUsed="0"/>
+    <w:lsdException w:name="Light Shading" w:semiHidden="0" w:uiPriority="336" w:unhideWhenUsed="0"/>
+    <w:lsdException w:name="Light List" w:semiHidden="0" w:uiPriority="337" w:unhideWhenUsed="0"/>
+    <w:lsdException w:name="Light Grid" w:semiHidden="0" w:uiPriority="338" w:unhideWhenUsed="0"/>
+    <w:lsdException w:name="Medium Shading 1" w:semiHidden="0" w:uiPriority="339" w:unhideWhenUsed="0"/>
+    <w:lsdException w:name="Medium Shading 2" w:semiHidden="0" w:uiPriority="598" w:unhideWhenUsed="0"/>
+    <w:lsdException w:name="Medium List 1" w:semiHidden="0" w:uiPriority="599" w:unhideWhenUsed="0"/>
+    <w:lsdException w:name="Medium List 2" w:semiHidden="0" w:uiPriority="600" w:unhideWhenUsed="0"/>
+    <w:lsdException w:name="Medium Grid 1" w:semiHidden="0" w:uiPriority="601" w:unhideWhenUsed="0"/>
+    <w:lsdException w:name="Medium Grid 2" w:semiHidden="0" w:uiPriority="608" w:unhideWhenUsed="0"/>
+    <w:lsdException w:name="Medium Grid 3" w:semiHidden="0" w:uiPriority="609" w:unhideWhenUsed="0"/>
+    <w:lsdException w:name="Dark List" w:semiHidden="0" w:uiPriority="628" w:unhideWhenUsed="0"/>
+    <w:lsdException w:name="Colorful Shading" w:semiHidden="0" w:uiPriority="629" w:unhideWhenUsed="0"/>
+    <w:lsdException w:name="Colorful List" w:semiHidden="0" w:uiPriority="630" w:unhideWhenUsed="0"/>
+    <w:lsdException w:name="Colorful Grid" w:semiHidden="0" w:uiPriority="631" w:unhideWhenUsed="0"/>
+    <w:lsdException w:name="Light Shading Accent 1" w:semiHidden="0" w:uiPriority="336" w:unhideWhenUsed="0"/>
+    <w:lsdException w:name="Light List Accent 1" w:semiHidden="0" w:uiPriority="337" w:unhideWhenUsed="0"/>
+    <w:lsdException w:name="Light Grid Accent 1" w:semiHidden="0" w:uiPriority="338" w:unhideWhenUsed="0"/>
+    <w:lsdException w:name="Medium Shading 1 Accent 1" w:semiHidden="0" w:uiPriority="339" w:unhideWhenUsed="0"/>
+    <w:lsdException w:name="Medium Shading 2 Accent 1" w:semiHidden="0" w:uiPriority="598" w:unhideWhenUsed="0"/>
+    <w:lsdException w:name="Medium List 1 Accent 1" w:semiHidden="0" w:uiPriority="599" w:unhideWhenUsed="0"/>
     <w:lsdException w:name="Revision" w:unhideWhenUsed="0"/>
-    <w:lsdException w:name="List Paragraph" w:semiHidden="0" w:uiPriority="82" w:unhideWhenUsed="0" w:qFormat="1"/>
-    <w:lsdException w:name="Quote" w:semiHidden="0" w:uiPriority="65" w:unhideWhenUsed="0" w:qFormat="1"/>
-    <w:lsdException w:name="Intense Quote" w:semiHidden="0" w:uiPriority="72" w:unhideWhenUsed="0" w:qFormat="1"/>
-    <w:lsdException w:name="Medium List 2 Accent 1" w:semiHidden="0" w:uiPriority="258" w:unhideWhenUsed="0"/>
-    <w:lsdException w:name="Medium Grid 1 Accent 1" w:semiHidden="0" w:uiPriority="259" w:unhideWhenUsed="0"/>
-    <w:lsdException w:name="Medium Grid 2 Accent 1" w:semiHidden="0" w:uiPriority="260" w:unhideWhenUsed="0"/>
-    <w:lsdException w:name="Medium Grid 3 Accent 1" w:semiHidden="0" w:uiPriority="261" w:unhideWhenUsed="0"/>
-    <w:lsdException w:name="Dark List Accent 1" w:semiHidden="0" w:uiPriority="274" w:unhideWhenUsed="0"/>
-    <w:lsdException w:name="Colorful Shading Accent 1" w:semiHidden="0" w:uiPriority="275" w:unhideWhenUsed="0"/>
-    <w:lsdException w:name="Colorful List Accent 1" w:semiHidden="0" w:uiPriority="276" w:unhideWhenUsed="0"/>
-    <w:lsdException w:name="Colorful Grid Accent 1" w:semiHidden="0" w:uiPriority="277" w:unhideWhenUsed="0"/>
-    <w:lsdException w:name="Light Shading Accent 2" w:semiHidden="0" w:uiPriority="150" w:unhideWhenUsed="0"/>
-    <w:lsdException w:name="Light List Accent 2" w:semiHidden="0" w:uiPriority="151" w:unhideWhenUsed="0"/>
-    <w:lsdException w:name="Light Grid Accent 2" w:semiHidden="0" w:uiPriority="152" w:unhideWhenUsed="0"/>
-    <w:lsdException w:name="Medium Shading 1 Accent 2" w:semiHidden="0" w:uiPriority="153" w:unhideWhenUsed="0"/>
-    <w:lsdException w:name="Medium Shading 2 Accent 2" w:semiHidden="0" w:uiPriority="256" w:unhideWhenUsed="0"/>
-    <w:lsdException w:name="Medium List 1 Accent 2" w:semiHidden="0" w:uiPriority="257" w:unhideWhenUsed="0"/>
-    <w:lsdException w:name="Medium List 2 Accent 2" w:semiHidden="0" w:uiPriority="258" w:unhideWhenUsed="0"/>
-    <w:lsdException w:name="Medium Grid 1 Accent 2" w:semiHidden="0" w:uiPriority="259" w:unhideWhenUsed="0"/>
-    <w:lsdException w:name="Medium Grid 2 Accent 2" w:semiHidden="0" w:uiPriority="260" w:unhideWhenUsed="0"/>
-    <w:lsdException w:name="Medium Grid 3 Accent 2" w:semiHidden="0" w:uiPriority="261" w:unhideWhenUsed="0"/>
-    <w:lsdException w:name="Dark List Accent 2" w:semiHidden="0" w:uiPriority="274" w:unhideWhenUsed="0"/>
-    <w:lsdException w:name="Colorful Shading Accent 2" w:semiHidden="0" w:uiPriority="275" w:unhideWhenUsed="0"/>
-    <w:lsdException w:name="Colorful List Accent 2" w:semiHidden="0" w:uiPriority="276" w:unhideWhenUsed="0"/>
-    <w:lsdException w:name="Colorful Grid Accent 2" w:semiHidden="0" w:uiPriority="277" w:unhideWhenUsed="0"/>
-    <w:lsdException w:name="Light Shading Accent 3" w:semiHidden="0" w:uiPriority="150" w:unhideWhenUsed="0"/>
-    <w:lsdException w:name="Light List Accent 3" w:semiHidden="0" w:uiPriority="151" w:unhideWhenUsed="0"/>
-    <w:lsdException w:name="Light Grid Accent 3" w:semiHidden="0" w:uiPriority="152" w:unhideWhenUsed="0"/>
-    <w:lsdException w:name="Medium Shading 1 Accent 3" w:semiHidden="0" w:uiPriority="153" w:unhideWhenUsed="0"/>
-    <w:lsdException w:name="Medium Shading 2 Accent 3" w:semiHidden="0" w:uiPriority="256" w:unhideWhenUsed="0"/>
-    <w:lsdException w:name="Medium List 1 Accent 3" w:semiHidden="0" w:uiPriority="257" w:unhideWhenUsed="0"/>
-    <w:lsdException w:name="Medium List 2 Accent 3" w:semiHidden="0" w:uiPriority="258" w:unhideWhenUsed="0"/>
-    <w:lsdException w:name="Medium Grid 1 Accent 3" w:semiHidden="0" w:uiPriority="259" w:unhideWhenUsed="0"/>
-    <w:lsdException w:name="Medium Grid 2 Accent 3" w:semiHidden="0" w:uiPriority="260" w:unhideWhenUsed="0"/>
-    <w:lsdException w:name="Medium Grid 3 Accent 3" w:semiHidden="0" w:uiPriority="261" w:unhideWhenUsed="0"/>
-    <w:lsdException w:name="Dark List Accent 3" w:semiHidden="0" w:uiPriority="274" w:unhideWhenUsed="0"/>
-    <w:lsdException w:name="Colorful Shading Accent 3" w:semiHidden="0" w:uiPriority="275" w:unhideWhenUsed="0"/>
-    <w:lsdException w:name="Colorful List Accent 3" w:semiHidden="0" w:uiPriority="276" w:unhideWhenUsed="0"/>
-    <w:lsdException w:name="Colorful Grid Accent 3" w:semiHidden="0" w:uiPriority="277" w:unhideWhenUsed="0"/>
-    <w:lsdException w:name="Light Shading Accent 4" w:semiHidden="0" w:uiPriority="150" w:unhideWhenUsed="0"/>
-    <w:lsdException w:name="Light List Accent 4" w:semiHidden="0" w:uiPriority="151" w:unhideWhenUsed="0"/>
-    <w:lsdException w:name="Light Grid Accent 4" w:semiHidden="0" w:uiPriority="152" w:unhideWhenUsed="0"/>
-    <w:lsdException w:name="Medium Shading 1 Accent 4" w:semiHidden="0" w:uiPriority="153" w:unhideWhenUsed="0"/>
-    <w:lsdException w:name="Medium Shading 2 Accent 4" w:semiHidden="0" w:uiPriority="256" w:unhideWhenUsed="0"/>
-    <w:lsdException w:name="Medium List 1 Accent 4" w:semiHidden="0" w:uiPriority="257" w:unhideWhenUsed="0"/>
-    <w:lsdException w:name="Medium List 2 Accent 4" w:semiHidden="0" w:uiPriority="258" w:unhideWhenUsed="0"/>
-    <w:lsdException w:name="Medium Grid 1 Accent 4" w:semiHidden="0" w:uiPriority="259" w:unhideWhenUsed="0"/>
-    <w:lsdException w:name="Medium Grid 2 Accent 4" w:semiHidden="0" w:uiPriority="260" w:unhideWhenUsed="0"/>
-    <w:lsdException w:name="Medium Grid 3 Accent 4" w:semiHidden="0" w:uiPriority="261" w:unhideWhenUsed="0"/>
-    <w:lsdException w:name="Dark List Accent 4" w:semiHidden="0" w:uiPriority="274" w:unhideWhenUsed="0"/>
-    <w:lsdException w:name="Colorful Shading Accent 4" w:semiHidden="0" w:uiPriority="275" w:unhideWhenUsed="0"/>
-    <w:lsdException w:name="Colorful List Accent 4" w:semiHidden="0" w:uiPriority="276" w:unhideWhenUsed="0"/>
-    <w:lsdException w:name="Colorful Grid Accent 4" w:semiHidden="0" w:uiPriority="277" w:unhideWhenUsed="0"/>
-    <w:lsdException w:name="Light Shading Accent 5" w:semiHidden="0" w:uiPriority="150" w:unhideWhenUsed="0"/>
-    <w:lsdException w:name="Light List Accent 5" w:semiHidden="0" w:uiPriority="151" w:unhideWhenUsed="0"/>
-    <w:lsdException w:name="Light Grid Accent 5" w:semiHidden="0" w:uiPriority="152" w:unhideWhenUsed="0"/>
-    <w:lsdException w:name="Medium Shading 1 Accent 5" w:semiHidden="0" w:uiPriority="153" w:unhideWhenUsed="0"/>
-    <w:lsdException w:name="Medium Shading 2 Accent 5" w:semiHidden="0" w:uiPriority="256" w:unhideWhenUsed="0"/>
-    <w:lsdException w:name="Medium List 1 Accent 5" w:semiHidden="0" w:uiPriority="257" w:unhideWhenUsed="0"/>
-    <w:lsdException w:name="Medium List 2 Accent 5" w:semiHidden="0" w:uiPriority="258" w:unhideWhenUsed="0"/>
-    <w:lsdException w:name="Medium Grid 1 Accent 5" w:semiHidden="0" w:uiPriority="259" w:unhideWhenUsed="0"/>
-    <w:lsdException w:name="Medium Grid 2 Accent 5" w:semiHidden="0" w:uiPriority="260" w:unhideWhenUsed="0"/>
-    <w:lsdException w:name="Medium Grid 3 Accent 5" w:semiHidden="0" w:uiPriority="261" w:unhideWhenUsed="0"/>
-    <w:lsdException w:name="Dark List Accent 5" w:semiHidden="0" w:uiPriority="274" w:unhideWhenUsed="0"/>
-    <w:lsdException w:name="Colorful Shading Accent 5" w:semiHidden="0" w:uiPriority="275" w:unhideWhenUsed="0"/>
-    <w:lsdException w:name="Colorful List Accent 5" w:semiHidden="0" w:uiPriority="276" w:unhideWhenUsed="0"/>
-    <w:lsdException w:name="Colorful Grid Accent 5" w:semiHidden="0" w:uiPriority="277" w:unhideWhenUsed="0"/>
-    <w:lsdException w:name="Light Shading Accent 6" w:semiHidden="0" w:uiPriority="150" w:unhideWhenUsed="0"/>
-    <w:lsdException w:name="Light List Accent 6" w:semiHidden="0" w:uiPriority="151" w:unhideWhenUsed="0"/>
-    <w:lsdException w:name="Light Grid Accent 6" w:semiHidden="0" w:uiPriority="152" w:unhideWhenUsed="0"/>
-    <w:lsdException w:name="Medium Shading 1 Accent 6" w:semiHidden="0" w:uiPriority="153" w:unhideWhenUsed="0"/>
-    <w:lsdException w:name="Medium Shading 2 Accent 6" w:semiHidden="0" w:uiPriority="256" w:unhideWhenUsed="0"/>
-    <w:lsdException w:name="Medium List 1 Accent 6" w:semiHidden="0" w:uiPriority="257" w:unhideWhenUsed="0"/>
-    <w:lsdException w:name="Medium List 2 Accent 6" w:semiHidden="0" w:uiPriority="258" w:unhideWhenUsed="0"/>
-    <w:lsdException w:name="Medium Grid 1 Accent 6" w:semiHidden="0" w:uiPriority="259" w:unhideWhenUsed="0"/>
-    <w:lsdException w:name="Medium Grid 2 Accent 6" w:semiHidden="0" w:uiPriority="260" w:unhideWhenUsed="0"/>
-    <w:lsdException w:name="Medium Grid 3 Accent 6" w:semiHidden="0" w:uiPriority="261" w:unhideWhenUsed="0"/>
-    <w:lsdException w:name="Dark List Accent 6" w:semiHidden="0" w:uiPriority="274" w:unhideWhenUsed="0"/>
-    <w:lsdException w:name="Colorful Shading Accent 6" w:semiHidden="0" w:uiPriority="275" w:unhideWhenUsed="0"/>
-    <w:lsdException w:name="Colorful List Accent 6" w:semiHidden="0" w:uiPriority="276" w:unhideWhenUsed="0"/>
-    <w:lsdException w:name="Colorful Grid Accent 6" w:semiHidden="0" w:uiPriority="277" w:unhideWhenUsed="0"/>
-    <w:lsdException w:name="Subtle Emphasis" w:semiHidden="0" w:uiPriority="37" w:unhideWhenUsed="0" w:qFormat="1"/>
-    <w:lsdException w:name="Intense Emphasis" w:semiHidden="0" w:uiPriority="51" w:unhideWhenUsed="0" w:qFormat="1"/>
-    <w:lsdException w:name="Subtle Reference" w:semiHidden="0" w:uiPriority="73" w:unhideWhenUsed="0" w:qFormat="1"/>
-    <w:lsdException w:name="Intense Reference" w:semiHidden="0" w:uiPriority="80" w:unhideWhenUsed="0" w:qFormat="1"/>
-    <w:lsdException w:name="Book Title" w:semiHidden="0" w:uiPriority="81" w:unhideWhenUsed="0" w:qFormat="1"/>
-    <w:lsdException w:name="Bibliography" w:uiPriority="85"/>
-    <w:lsdException w:name="TOC Heading" w:uiPriority="87" w:qFormat="1"/>
+    <w:lsdException w:name="List Paragraph" w:semiHidden="0" w:uiPriority="130" w:unhideWhenUsed="0" w:qFormat="1"/>
+    <w:lsdException w:name="Quote" w:semiHidden="0" w:uiPriority="101" w:unhideWhenUsed="0" w:qFormat="1"/>
+    <w:lsdException w:name="Intense Quote" w:semiHidden="0" w:uiPriority="114" w:unhideWhenUsed="0" w:qFormat="1"/>
+    <w:lsdException w:name="Medium List 2 Accent 1" w:semiHidden="0" w:uiPriority="600" w:unhideWhenUsed="0"/>
+    <w:lsdException w:name="Medium Grid 1 Accent 1" w:semiHidden="0" w:uiPriority="601" w:unhideWhenUsed="0"/>
+    <w:lsdException w:name="Medium Grid 2 Accent 1" w:semiHidden="0" w:uiPriority="608" w:unhideWhenUsed="0"/>
+    <w:lsdException w:name="Medium Grid 3 Accent 1" w:semiHidden="0" w:uiPriority="609" w:unhideWhenUsed="0"/>
+    <w:lsdException w:name="Dark List Accent 1" w:semiHidden="0" w:uiPriority="628" w:unhideWhenUsed="0"/>
+    <w:lsdException w:name="Colorful Shading Accent 1" w:semiHidden="0" w:uiPriority="629" w:unhideWhenUsed="0"/>
+    <w:lsdException w:name="Colorful List Accent 1" w:semiHidden="0" w:uiPriority="630" w:unhideWhenUsed="0"/>
+    <w:lsdException w:name="Colorful Grid Accent 1" w:semiHidden="0" w:uiPriority="631" w:unhideWhenUsed="0"/>
+    <w:lsdException w:name="Light Shading Accent 2" w:semiHidden="0" w:uiPriority="336" w:unhideWhenUsed="0"/>
+    <w:lsdException w:name="Light List Accent 2" w:semiHidden="0" w:uiPriority="337" w:unhideWhenUsed="0"/>
+    <w:lsdException w:name="Light Grid Accent 2" w:semiHidden="0" w:uiPriority="338" w:unhideWhenUsed="0"/>
+    <w:lsdException w:name="Medium Shading 1 Accent 2" w:semiHidden="0" w:uiPriority="339" w:unhideWhenUsed="0"/>
+    <w:lsdException w:name="Medium Shading 2 Accent 2" w:semiHidden="0" w:uiPriority="598" w:unhideWhenUsed="0"/>
+    <w:lsdException w:name="Medium List 1 Accent 2" w:semiHidden="0" w:uiPriority="599" w:unhideWhenUsed="0"/>
+    <w:lsdException w:name="Medium List 2 Accent 2" w:semiHidden="0" w:uiPriority="600" w:unhideWhenUsed="0"/>
+    <w:lsdException w:name="Medium Grid 1 Accent 2" w:semiHidden="0" w:uiPriority="601" w:unhideWhenUsed="0"/>
+    <w:lsdException w:name="Medium Grid 2 Accent 2" w:semiHidden="0" w:uiPriority="608" w:unhideWhenUsed="0"/>
+    <w:lsdException w:name="Medium Grid 3 Accent 2" w:semiHidden="0" w:uiPriority="609" w:unhideWhenUsed="0"/>
+    <w:lsdException w:name="Dark List Accent 2" w:semiHidden="0" w:uiPriority="628" w:unhideWhenUsed="0"/>
+    <w:lsdException w:name="Colorful Shading Accent 2" w:semiHidden="0" w:uiPriority="629" w:unhideWhenUsed="0"/>
+    <w:lsdException w:name="Colorful List Accent 2" w:semiHidden="0" w:uiPriority="630" w:unhideWhenUsed="0"/>
+    <w:lsdException w:name="Colorful Grid Accent 2" w:semiHidden="0" w:uiPriority="631" w:unhideWhenUsed="0"/>
+    <w:lsdException w:name="Light Shading Accent 3" w:semiHidden="0" w:uiPriority="336" w:unhideWhenUsed="0"/>
+    <w:lsdException w:name="Light List Accent 3" w:semiHidden="0" w:uiPriority="337" w:unhideWhenUsed="0"/>
+    <w:lsdException w:name="Light Grid Accent 3" w:semiHidden="0" w:uiPriority="338" w:unhideWhenUsed="0"/>
+    <w:lsdException w:name="Medium Shading 1 Accent 3" w:semiHidden="0" w:uiPriority="339" w:unhideWhenUsed="0"/>
+    <w:lsdException w:name="Medium Shading 2 Accent 3" w:semiHidden="0" w:uiPriority="598" w:unhideWhenUsed="0"/>
+    <w:lsdException w:name="Medium List 1 Accent 3" w:semiHidden="0" w:uiPriority="599" w:unhideWhenUsed="0"/>
+    <w:lsdException w:name="Medium List 2 Accent 3" w:semiHidden="0" w:uiPriority="600" w:unhideWhenUsed="0"/>
+    <w:lsdException w:name="Medium Grid 1 Accent 3" w:semiHidden="0" w:uiPriority="601" w:unhideWhenUsed="0"/>
+    <w:lsdException w:name="Medium Grid 2 Accent 3" w:semiHidden="0" w:uiPriority="608" w:unhideWhenUsed="0"/>
+    <w:lsdException w:name="Medium Grid 3 Accent 3" w:semiHidden="0" w:uiPriority="609" w:unhideWhenUsed="0"/>
+    <w:lsdException w:name="Dark List Accent 3" w:semiHidden="0" w:uiPriority="628" w:unhideWhenUsed="0"/>
+    <w:lsdException w:name="Colorful Shading Accent 3" w:semiHidden="0" w:uiPriority="629" w:unhideWhenUsed="0"/>
+    <w:lsdException w:name="Colorful List Accent 3" w:semiHidden="0" w:uiPriority="630" w:unhideWhenUsed="0"/>
+    <w:lsdException w:name="Colorful Grid Accent 3" w:semiHidden="0" w:uiPriority="631" w:unhideWhenUsed="0"/>
+    <w:lsdException w:name="Light Shading Accent 4" w:semiHidden="0" w:uiPriority="336" w:unhideWhenUsed="0"/>
+    <w:lsdException w:name="Light List Accent 4" w:semiHidden="0" w:uiPriority="337" w:unhideWhenUsed="0"/>
+    <w:lsdException w:name="Light Grid Accent 4" w:semiHidden="0" w:uiPriority="338" w:unhideWhenUsed="0"/>
+    <w:lsdException w:name="Medium Shading 1 Accent 4" w:semiHidden="0" w:uiPriority="339" w:unhideWhenUsed="0"/>
+    <w:lsdException w:name="Medium Shading 2 Accent 4" w:semiHidden="0" w:uiPriority="598" w:unhideWhenUsed="0"/>
+    <w:lsdException w:name="Medium List 1 Accent 4" w:semiHidden="0" w:uiPriority="599" w:unhideWhenUsed="0"/>
+    <w:lsdException w:name="Medium List 2 Accent 4" w:semiHidden="0" w:uiPriority="600" w:unhideWhenUsed="0"/>
+    <w:lsdException w:name="Medium Grid 1 Accent 4" w:semiHidden="0" w:uiPriority="601" w:unhideWhenUsed="0"/>
+    <w:lsdException w:name="Medium Grid 2 Accent 4" w:semiHidden="0" w:uiPriority="608" w:unhideWhenUsed="0"/>
+    <w:lsdException w:name="Medium Grid 3 Accent 4" w:semiHidden="0" w:uiPriority="609" w:unhideWhenUsed="0"/>
+    <w:lsdException w:name="Dark List Accent 4" w:semiHidden="0" w:uiPriority="628" w:unhideWhenUsed="0"/>
+    <w:lsdException w:name="Colorful Shading Accent 4" w:semiHidden="0" w:uiPriority="629" w:unhideWhenUsed="0"/>
+    <w:lsdException w:name="Colorful List Accent 4" w:semiHidden="0" w:uiPriority="630" w:unhideWhenUsed="0"/>
+    <w:lsdException w:name="Colorful Grid Accent 4" w:semiHidden="0" w:uiPriority="631" w:unhideWhenUsed="0"/>
+    <w:lsdException w:name="Light Shading Accent 5" w:semiHidden="0" w:uiPriority="336" w:unhideWhenUsed="0"/>
+    <w:lsdException w:name="Light List Accent 5" w:semiHidden="0" w:uiPriority="337" w:unhideWhenUsed="0"/>
+    <w:lsdException w:name="Light Grid Accent 5" w:semiHidden="0" w:uiPriority="338" w:unhideWhenUsed="0"/>
+    <w:lsdException w:name="Medium Shading 1 Accent 5" w:semiHidden="0" w:uiPriority="339" w:unhideWhenUsed="0"/>
+    <w:lsdException w:name="Medium Shading 2 Accent 5" w:semiHidden="0" w:uiPriority="598" w:unhideWhenUsed="0"/>
+    <w:lsdException w:name="Medium List 1 Accent 5" w:semiHidden="0" w:uiPriority="599" w:unhideWhenUsed="0"/>
+    <w:lsdException w:name="Medium List 2 Accent 5" w:semiHidden="0" w:uiPriority="600" w:unhideWhenUsed="0"/>
+    <w:lsdException w:name="Medium Grid 1 Accent 5" w:semiHidden="0" w:uiPriority="601" w:unhideWhenUsed="0"/>
+    <w:lsdException w:name="Medium Grid 2 Accent 5" w:semiHidden="0" w:uiPriority="608" w:unhideWhenUsed="0"/>
+    <w:lsdException w:name="Medium Grid 3 Accent 5" w:semiHidden="0" w:uiPriority="609" w:unhideWhenUsed="0"/>
+    <w:lsdException w:name="Dark List Accent 5" w:semiHidden="0" w:uiPriority="628" w:unhideWhenUsed="0"/>
+    <w:lsdException w:name="Colorful Shading Accent 5" w:semiHidden="0" w:uiPriority="629" w:unhideWhenUsed="0"/>
+    <w:lsdException w:name="Colorful List Accent 5" w:semiHidden="0" w:uiPriority="630" w:unhideWhenUsed="0"/>
+    <w:lsdException w:name="Colorful Grid Accent 5" w:semiHidden="0" w:uiPriority="631" w:unhideWhenUsed="0"/>
+    <w:lsdException w:name="Light Shading Accent 6" w:semiHidden="0" w:uiPriority="336" w:unhideWhenUsed="0"/>
+    <w:lsdException w:name="Light List Accent 6" w:semiHidden="0" w:uiPriority="337" w:unhideWhenUsed="0"/>
+    <w:lsdException w:name="Light Grid Accent 6" w:semiHidden="0" w:uiPriority="338" w:unhideWhenUsed="0"/>
+    <w:lsdException w:name="Medium Shading 1 Accent 6" w:semiHidden="0" w:uiPriority="339" w:unhideWhenUsed="0"/>
+    <w:lsdException w:name="Medium Shading 2 Accent 6" w:semiHidden="0" w:uiPriority="598" w:unhideWhenUsed="0"/>
+    <w:lsdException w:name="Medium List 1 Accent 6" w:semiHidden="0" w:uiPriority="599" w:unhideWhenUsed="0"/>
+    <w:lsdException w:name="Medium List 2 Accent 6" w:semiHidden="0" w:uiPriority="600" w:unhideWhenUsed="0"/>
+    <w:lsdException w:name="Medium Grid 1 Accent 6" w:semiHidden="0" w:uiPriority="601" w:unhideWhenUsed="0"/>
+    <w:lsdException w:name="Medium Grid 2 Accent 6" w:semiHidden="0" w:uiPriority="608" w:unhideWhenUsed="0"/>
+    <w:lsdException w:name="Medium Grid 3 Accent 6" w:semiHidden="0" w:uiPriority="609" w:unhideWhenUsed="0"/>
+    <w:lsdException w:name="Dark List Accent 6" w:semiHidden="0" w:uiPriority="628" w:unhideWhenUsed="0"/>
+    <w:lsdException w:name="Colorful Shading Accent 6" w:semiHidden="0" w:uiPriority="629" w:unhideWhenUsed="0"/>
+    <w:lsdException w:name="Colorful List Accent 6" w:semiHidden="0" w:uiPriority="630" w:unhideWhenUsed="0"/>
+    <w:lsdException w:name="Colorful Grid Accent 6" w:semiHidden="0" w:uiPriority="631" w:unhideWhenUsed="0"/>
+    <w:lsdException w:name="Subtle Emphasis" w:semiHidden="0" w:uiPriority="55" w:unhideWhenUsed="0" w:qFormat="1"/>
+    <w:lsdException w:name="Intense Emphasis" w:semiHidden="0" w:uiPriority="81" w:unhideWhenUsed="0" w:qFormat="1"/>
+    <w:lsdException w:name="Subtle Reference" w:semiHidden="0" w:uiPriority="115" w:unhideWhenUsed="0" w:qFormat="1"/>
+    <w:lsdException w:name="Intense Reference" w:semiHidden="0" w:uiPriority="128" w:unhideWhenUsed="0" w:qFormat="1"/>
+    <w:lsdException w:name="Book Title" w:semiHidden="0" w:uiPriority="129" w:unhideWhenUsed="0" w:qFormat="1"/>
+    <w:lsdException w:name="Bibliography" w:uiPriority="133"/>
+    <w:lsdException w:name="TOC Heading" w:uiPriority="135" w:qFormat="1"/>
   </w:latentStyles>
   <w:style w:type="paragraph" w:default="1" w:styleId="Normal">
     <w:name w:val="Normal"/>
@@ -13187,7 +13339,7 @@
 </w:styles>
 </file>
 
-<file path=word\theme\theme1.xml><?xml version="1.0" encoding="utf-8"?>
+<file path=word/theme/theme1.xml><?xml version="1.0" encoding="utf-8"?>
 <a:theme xmlns:a="http://schemas.openxmlformats.org/drawingml/2006/main" name="Office Theme">
   <a:themeElements>
     <a:clrScheme name="Office">
@@ -13469,10 +13621,4 @@
   <a:objectDefaults/>
   <a:extraClrSchemeLst/>
 </a:theme>
-</file>
-
-<file path=word\webSettings.xml><?xml version="1.0" encoding="utf-8"?>
-<w:webSettings xmlns:r="http://schemas.openxmlformats.org/officeDocument/2006/relationships" xmlns:w="http://schemas.openxmlformats.org/wordprocessingml/2006/main">
-  <w:optimizeForBrowser/>
-</w:webSettings>
 </file>